--- a/poc/fixtures/feature-rich.docx
+++ b/poc/fixtures/feature-rich.docx
@@ -33,7 +33,7 @@
           <w:color w:val="FFFFFF"/>
           <w:sz w:val="22"/>
         </w:rPr>
-        <w:t>EVO_EDIT_MARKER_DOCX</w:t>
+        <w:t>CAPY_EDIT_MARKER_DOCX</w:t>
       </w:r>
     </w:p>
     <w:p>
@@ -368,7 +368,7 @@
               <w:rPr>
                 <w:i/>
               </w:rPr>
-              <w:t>Merged-cell sentinel: EVO_TABLE_MERGE_SENTINEL</w:t>
+              <w:t>Merged-cell sentinel: CAPY_TABLE_MERGE_SENTINEL</w:t>
             </w:r>
           </w:p>
         </w:tc>
@@ -427,7 +427,7 @@
     </w:p>
     <w:p>
       <w:r>
-        <w:t>EVO_SECTION_SENTINEL — a second OOXML section should survive both save paths.</w:t>
+        <w:t>CAPY_SECTION_SENTINEL — a second OOXML section should survive both save paths.</w:t>
       </w:r>
     </w:p>
     <w:sectPr>
@@ -472,7 +472,7 @@
         <w:color w:val="475569"/>
         <w:sz w:val="16"/>
       </w:rPr>
-      <w:t>EVO OFFICE · ROUND-TRIP PROOF</w:t>
+      <w:t>CAPY NOTEBOOK OFFICE · ROUND-TRIP PROOF</w:t>
     </w:r>
   </w:p>
 </w:hdr>
